--- a/deliverables/Techincal_Report.docx
+++ b/deliverables/Techincal_Report.docx
@@ -228,7 +228,13 @@
         <w:rPr>
           <w:i/>
         </w:rPr>
-        <w:t>Investment Data</w:t>
+        <w:t>National Statistics</w:t>
+      </w:r>
+      <w:r>
+        <w:rPr>
+          <w:i/>
+        </w:rPr>
+        <w:t xml:space="preserve"> Data</w:t>
       </w:r>
       <w:r>
         <w:rPr>
@@ -237,16 +243,21 @@
         <w:t xml:space="preserve">: </w:t>
       </w:r>
       <w:r>
-        <w:rPr>
-          <w:color w:val="FF0000"/>
-        </w:rPr>
-        <w:t>@Kevin</w:t>
+        <w:t xml:space="preserve">This includes information about climate, population &amp; demographics, and economic development </w:t>
+      </w:r>
+      <w:r>
+        <w:t>for the</w:t>
+      </w:r>
+      <w:bookmarkStart w:id="1" w:name="_GoBack"/>
+      <w:bookmarkEnd w:id="1"/>
+      <w:r>
+        <w:t xml:space="preserve"> different states in India.</w:t>
       </w:r>
     </w:p>
     <w:p>
       <w:r>
         <w:pict>
-          <v:rect id="_x0000_i1034" style="width:0;height:1.5pt" o:hralign="center" o:hrstd="t" o:hr="t" fillcolor="#a0a0a0" stroked="f"/>
+          <v:rect id="_x0000_i1025" style="width:0;height:1.5pt" o:hralign="center" o:hrstd="t" o:hr="t" fillcolor="#a0a0a0" stroked="f"/>
         </w:pict>
       </w:r>
     </w:p>
@@ -268,15 +279,7 @@
           <w:sz w:val="28"/>
           <w:szCs w:val="34"/>
         </w:rPr>
-        <w:t xml:space="preserve">Data </w:t>
-      </w:r>
-      <w:r>
-        <w:rPr>
-          <w:b/>
-          <w:sz w:val="28"/>
-          <w:szCs w:val="34"/>
-        </w:rPr>
-        <w:t>Processing</w:t>
+        <w:t>Data Processing</w:t>
       </w:r>
     </w:p>
     <w:p>
@@ -355,7 +358,7 @@
     <w:p>
       <w:r>
         <w:pict>
-          <v:rect id="_x0000_i1035" style="width:0;height:1.5pt" o:hralign="center" o:hrstd="t" o:hr="t" fillcolor="#a0a0a0" stroked="f"/>
+          <v:rect id="_x0000_i1026" style="width:0;height:1.5pt" o:hralign="center" o:hrstd="t" o:hr="t" fillcolor="#a0a0a0" stroked="f"/>
         </w:pict>
       </w:r>
     </w:p>
@@ -409,28 +412,13 @@
         </w:numPr>
       </w:pPr>
       <w:r>
-        <w:t xml:space="preserve">PostgreSQL </w:t>
-      </w:r>
-      <w:r>
-        <w:t xml:space="preserve">can </w:t>
-      </w:r>
-      <w:r>
-        <w:t xml:space="preserve">serve as </w:t>
-      </w:r>
-      <w:r>
-        <w:t>a</w:t>
-      </w:r>
-      <w:r>
-        <w:t xml:space="preserve"> central database for querying and linking spatial data.</w:t>
-      </w:r>
-      <w:r>
-        <w:t xml:space="preserve"> This to-be-added feature will allow for online updates. </w:t>
+        <w:t xml:space="preserve">PostgreSQL can serve as a central database for querying and linking spatial data. This to-be-added feature will allow for online updates. </w:t>
       </w:r>
     </w:p>
     <w:p>
       <w:r>
         <w:pict>
-          <v:rect id="_x0000_i1036" style="width:0;height:1.5pt" o:hralign="center" o:hrstd="t" o:hr="t" fillcolor="#a0a0a0" stroked="f"/>
+          <v:rect id="_x0000_i1027" style="width:0;height:1.5pt" o:hralign="center" o:hrstd="t" o:hr="t" fillcolor="#a0a0a0" stroked="f"/>
         </w:pict>
       </w:r>
     </w:p>
@@ -569,20 +557,6 @@
       <w:r>
         <w:t xml:space="preserve"> </w:t>
       </w:r>
-      <w:r>
-        <w:rPr>
-          <w:color w:val="FF0000"/>
-        </w:rPr>
-        <w:t>@ Kevin: add investment calculations</w:t>
-      </w:r>
-      <w:r>
-        <w:rPr>
-          <w:color w:val="FF0000"/>
-        </w:rPr>
-        <w:t xml:space="preserve"> maybe</w:t>
-      </w:r>
-      <w:bookmarkStart w:id="1" w:name="_GoBack"/>
-      <w:bookmarkEnd w:id="1"/>
     </w:p>
     <w:sectPr>
       <w:headerReference w:type="default" r:id="rId8"/>
@@ -658,21 +632,7 @@
       <w:rPr>
         <w:color w:val="999999"/>
       </w:rPr>
-      <w:t xml:space="preserve">, Linn </w:t>
-    </w:r>
-    <w:proofErr w:type="spellStart"/>
-    <w:r>
-      <w:rPr>
-        <w:color w:val="999999"/>
-      </w:rPr>
-      <w:t>Bieske</w:t>
-    </w:r>
-    <w:proofErr w:type="spellEnd"/>
-    <w:r>
-      <w:rPr>
-        <w:color w:val="999999"/>
-      </w:rPr>
-      <w:t xml:space="preserve">, Andrea Jimenez, Kai </w:t>
+      <w:t xml:space="preserve">, Linn Bieske, Andrea Jimenez, Kai </w:t>
     </w:r>
     <w:proofErr w:type="spellStart"/>
     <w:r>

--- a/deliverables/Techincal_Report.docx
+++ b/deliverables/Techincal_Report.docx
@@ -14,6 +14,8 @@
           <w:szCs w:val="36"/>
         </w:rPr>
       </w:pPr>
+      <w:bookmarkStart w:id="0" w:name="_GoBack"/>
+      <w:bookmarkEnd w:id="0"/>
       <w:r>
         <w:rPr>
           <w:b/>
@@ -101,8 +103,8 @@
           <w:szCs w:val="34"/>
         </w:rPr>
       </w:pPr>
-      <w:bookmarkStart w:id="0" w:name="_heading=h.h6se9tdnv61g" w:colFirst="0" w:colLast="0"/>
-      <w:bookmarkEnd w:id="0"/>
+      <w:bookmarkStart w:id="1" w:name="_heading=h.h6se9tdnv61g" w:colFirst="0" w:colLast="0"/>
+      <w:bookmarkEnd w:id="1"/>
       <w:r>
         <w:rPr>
           <w:b/>
@@ -248,15 +250,13 @@
       <w:r>
         <w:t>for the</w:t>
       </w:r>
-      <w:bookmarkStart w:id="1" w:name="_GoBack"/>
-      <w:bookmarkEnd w:id="1"/>
       <w:r>
         <w:t xml:space="preserve"> different states in India.</w:t>
       </w:r>
     </w:p>
     <w:p>
       <w:r>
-        <w:pict>
+        <w:pict w14:anchorId="01C14E30">
           <v:rect id="_x0000_i1025" style="width:0;height:1.5pt" o:hralign="center" o:hrstd="t" o:hr="t" fillcolor="#a0a0a0" stroked="f"/>
         </w:pict>
       </w:r>
@@ -357,7 +357,7 @@
     </w:p>
     <w:p>
       <w:r>
-        <w:pict>
+        <w:pict w14:anchorId="6FE138F6">
           <v:rect id="_x0000_i1026" style="width:0;height:1.5pt" o:hralign="center" o:hrstd="t" o:hr="t" fillcolor="#a0a0a0" stroked="f"/>
         </w:pict>
       </w:r>
@@ -417,7 +417,7 @@
     </w:p>
     <w:p>
       <w:r>
-        <w:pict>
+        <w:pict w14:anchorId="2E53380C">
           <v:rect id="_x0000_i1027" style="width:0;height:1.5pt" o:hralign="center" o:hrstd="t" o:hr="t" fillcolor="#a0a0a0" stroked="f"/>
         </w:pict>
       </w:r>
@@ -696,7 +696,7 @@
         <w:noProof/>
       </w:rPr>
       <w:drawing>
-        <wp:inline distT="0" distB="0" distL="0" distR="0">
+        <wp:inline distT="0" distB="0" distL="0" distR="0" wp14:anchorId="0479D1C7" wp14:editId="5071692D">
           <wp:extent cx="6858000" cy="816610"/>
           <wp:effectExtent l="0" t="0" r="0" b="2540"/>
           <wp:docPr id="5" name="Picture 5"/>
@@ -749,7 +749,7 @@
         <w:noProof/>
       </w:rPr>
       <w:drawing>
-        <wp:inline distT="0" distB="0" distL="0" distR="0">
+        <wp:inline distT="0" distB="0" distL="0" distR="0" wp14:anchorId="29DCD1CB" wp14:editId="1769288C">
           <wp:extent cx="5943600" cy="707390"/>
           <wp:effectExtent l="0" t="0" r="0" b="0"/>
           <wp:docPr id="3" name="Picture 3"/>
